--- a/HRCP-KKU-Academic/src/main/resources/templates/docx/doc_4.docx
+++ b/HRCP-KKU-Academic/src/main/resources/templates/docx/doc_4.docx
@@ -499,49 +499,94 @@
           <w:szCs w:val="32"/>
           <w:cs/>
         </w:rPr>
-        <w:t xml:space="preserve">ตามประกาศมหาวิทยาลัยขอนแก่น (ฉบับที่ </w:t>
-      </w:r>
-      <w:r>
-        <w:rPr>
-          <w:rFonts w:ascii="TH Sarabun New" w:hAnsi="TH Sarabun New" w:cs="TH Sarabun New"/>
-          <w:sz w:val="32"/>
-          <w:szCs w:val="32"/>
-        </w:rPr>
-        <w:t>1607</w:t>
-      </w:r>
-      <w:r>
-        <w:rPr>
-          <w:rFonts w:ascii="TH Sarabun New" w:hAnsi="TH Sarabun New" w:cs="TH Sarabun New" w:hint="cs"/>
-          <w:sz w:val="32"/>
-          <w:szCs w:val="32"/>
-          <w:cs/>
-        </w:rPr>
-        <w:t>/256</w:t>
-      </w:r>
-      <w:r>
-        <w:rPr>
-          <w:rFonts w:ascii="TH Sarabun New" w:hAnsi="TH Sarabun New" w:cs="TH Sarabun New"/>
-          <w:sz w:val="32"/>
-          <w:szCs w:val="32"/>
-        </w:rPr>
-        <w:t>6</w:t>
-      </w:r>
-      <w:r>
-        <w:rPr>
-          <w:rFonts w:ascii="TH Sarabun New" w:hAnsi="TH Sarabun New" w:cs="TH Sarabun New" w:hint="cs"/>
-          <w:sz w:val="32"/>
-          <w:szCs w:val="32"/>
-          <w:cs/>
-        </w:rPr>
-        <w:t xml:space="preserve">) ลงวันที่ </w:t>
-      </w:r>
-      <w:r>
-        <w:rPr>
-          <w:rFonts w:ascii="TH Sarabun New" w:hAnsi="TH Sarabun New" w:cs="TH Sarabun New"/>
-          <w:sz w:val="32"/>
-          <w:szCs w:val="32"/>
-        </w:rPr>
-        <w:t>14</w:t>
+        <w:t xml:space="preserve">ตามประกาศมหาวิทยาลัยขอนแก่น (ฉบับที่ 1669/2569) ลงวันที่ 27 กรกฎาคม 2569</w:t>
+      </w:r>
+      <w:r>
+        <w:rPr>
+          <w:rFonts w:ascii="TH Sarabun New" w:hAnsi="TH Sarabun New" w:cs="TH Sarabun New"/>
+          <w:sz w:val="32"/>
+          <w:szCs w:val="32"/>
+        </w:rPr>
+        <w:t xml:space="preserve"/>
+      </w:r>
+      <w:r>
+        <w:rPr>
+          <w:rFonts w:ascii="TH Sarabun New" w:hAnsi="TH Sarabun New" w:cs="TH Sarabun New" w:hint="cs"/>
+          <w:sz w:val="32"/>
+          <w:szCs w:val="32"/>
+          <w:cs/>
+        </w:rPr>
+        <w:t xml:space="preserve"/>
+      </w:r>
+      <w:r>
+        <w:rPr>
+          <w:rFonts w:ascii="TH Sarabun New" w:hAnsi="TH Sarabun New" w:cs="TH Sarabun New"/>
+          <w:sz w:val="32"/>
+          <w:szCs w:val="32"/>
+        </w:rPr>
+        <w:t xml:space="preserve"/>
+      </w:r>
+      <w:r>
+        <w:rPr>
+          <w:rFonts w:ascii="TH Sarabun New" w:hAnsi="TH Sarabun New" w:cs="TH Sarabun New" w:hint="cs"/>
+          <w:sz w:val="32"/>
+          <w:szCs w:val="32"/>
+          <w:cs/>
+        </w:rPr>
+        <w:t xml:space="preserve"/>
+      </w:r>
+      <w:r>
+        <w:rPr>
+          <w:rFonts w:ascii="TH Sarabun New" w:hAnsi="TH Sarabun New" w:cs="TH Sarabun New"/>
+          <w:sz w:val="32"/>
+          <w:szCs w:val="32"/>
+        </w:rPr>
+        <w:t xml:space="preserve"/>
+      </w:r>
+      <w:r>
+        <w:rPr>
+          <w:rFonts w:ascii="TH Sarabun New" w:hAnsi="TH Sarabun New" w:cs="TH Sarabun New" w:hint="cs"/>
+          <w:sz w:val="32"/>
+          <w:szCs w:val="32"/>
+          <w:cs/>
+        </w:rPr>
+        <w:t xml:space="preserve"/>
+      </w:r>
+      <w:r>
+        <w:rPr>
+          <w:rFonts w:ascii="TH Sarabun New" w:hAnsi="TH Sarabun New" w:cs="TH Sarabun New" w:hint="cs"/>
+          <w:sz w:val="32"/>
+          <w:szCs w:val="32"/>
+          <w:cs/>
+        </w:rPr>
+        <w:t xml:space="preserve"/>
+      </w:r>
+      <w:r>
+        <w:rPr>
+          <w:rFonts w:ascii="TH Sarabun New" w:hAnsi="TH Sarabun New" w:cs="TH Sarabun New" w:hint="cs"/>
+          <w:sz w:val="32"/>
+          <w:szCs w:val="32"/>
+          <w:cs/>
+        </w:rPr>
+        <w:t xml:space="preserve"/>
+      </w:r>
+      <w:r>
+        <w:rPr>
+          <w:rFonts w:ascii="TH Sarabun New" w:hAnsi="TH Sarabun New" w:cs="TH Sarabun New" w:hint="cs"/>
+          <w:sz w:val="32"/>
+          <w:szCs w:val="32"/>
+          <w:cs/>
+        </w:rPr>
+        <w:t xml:space="preserve"/>
+      </w:r>
+      <w:r>
+        <w:rPr>
+          <w:rFonts w:ascii="TH Sarabun New" w:hAnsi="TH Sarabun New" w:cs="TH Sarabun New" w:hint="cs"/>
+          <w:sz w:val="32"/>
+          <w:szCs w:val="32"/>
+          <w:cs/>
+        </w:rPr>
+        <w:t xml:space="preserve"> เรื่อง หลักเกณฑ์และวิธีการประเมินผลการสอนเพื่อประกอบการพิจารณาแต่งตั้งให้ดำรงตำแหน่งทางวิชาการ นั้น บัดนี้</w:t>
       </w:r>
       <w:r>
         <w:rPr>
@@ -554,43 +599,86 @@
       </w:r>
       <w:r>
         <w:rPr>
-          <w:rFonts w:ascii="TH Sarabun New" w:hAnsi="TH Sarabun New" w:cs="TH Sarabun New" w:hint="cs"/>
-          <w:sz w:val="32"/>
-          <w:szCs w:val="32"/>
-          <w:cs/>
-        </w:rPr>
-        <w:t>กรกฎาคม</w:t>
-      </w:r>
-      <w:r>
-        <w:rPr>
-          <w:rFonts w:ascii="TH Sarabun New" w:hAnsi="TH Sarabun New" w:cs="TH Sarabun New" w:hint="cs"/>
-          <w:sz w:val="32"/>
-          <w:szCs w:val="32"/>
-          <w:cs/>
-        </w:rPr>
-        <w:t xml:space="preserve"> 256</w:t>
-      </w:r>
-      <w:r>
-        <w:rPr>
-          <w:rFonts w:ascii="TH Sarabun New" w:hAnsi="TH Sarabun New" w:cs="TH Sarabun New" w:hint="cs"/>
-          <w:sz w:val="32"/>
-          <w:szCs w:val="32"/>
-          <w:cs/>
-        </w:rPr>
-        <w:t>6</w:t>
-      </w:r>
-      <w:r>
-        <w:rPr>
-          <w:rFonts w:ascii="TH Sarabun New" w:hAnsi="TH Sarabun New" w:cs="TH Sarabun New" w:hint="cs"/>
-          <w:sz w:val="32"/>
-          <w:szCs w:val="32"/>
-          <w:cs/>
-        </w:rPr>
-        <w:t xml:space="preserve"> เรื่อง หลักเกณฑ์และวิธีการประเมินผลการสอนเพื่อประกอบการพิจารณาแต่งตั้งให้ดำรงตำแหน่งทางวิชาการ นั้น บัดนี้</w:t>
-      </w:r>
-      <w:r>
-        <w:rPr>
-          <w:rFonts w:ascii="TH Sarabun New" w:hAnsi="TH Sarabun New" w:cs="TH Sarabun New" w:hint="cs"/>
+          <w:rFonts w:ascii="TH Sarabun New" w:hAnsi="TH Sarabun New" w:cs="TH Sarabun New"/>
+          <w:sz w:val="32"/>
+          <w:szCs w:val="32"/>
+        </w:rPr>
+        <w:t xml:space="preserve">{{</w:t>
+      </w:r>
+      <w:proofErr w:type="spellStart"/>
+      <w:r>
+        <w:rPr>
+          <w:rFonts w:ascii="TH Sarabun New" w:hAnsi="TH Sarabun New" w:cs="TH Sarabun New"/>
+          <w:sz w:val="32"/>
+          <w:szCs w:val="32"/>
+        </w:rPr>
+        <w:t xml:space="preserve">applicant_title</w:t>
+      </w:r>
+      <w:proofErr w:type="spellEnd"/>
+      <w:r>
+        <w:rPr>
+          <w:rFonts w:ascii="TH Sarabun New" w:hAnsi="TH Sarabun New" w:cs="TH Sarabun New"/>
+          <w:sz w:val="32"/>
+          <w:szCs w:val="32"/>
+        </w:rPr>
+        <w:t xml:space="preserve">}}</w:t>
+      </w:r>
+      <w:r>
+        <w:rPr>
+          <w:rFonts w:ascii="TH Sarabun New" w:hAnsi="TH Sarabun New" w:cs="TH Sarabun New"/>
+          <w:sz w:val="32"/>
+          <w:szCs w:val="32"/>
+        </w:rPr>
+        <w:t xml:space="preserve">{{</w:t>
+      </w:r>
+      <w:proofErr w:type="spellStart"/>
+      <w:r>
+        <w:rPr>
+          <w:rFonts w:ascii="TH Sarabun New" w:hAnsi="TH Sarabun New" w:cs="TH Sarabun New"/>
+          <w:sz w:val="32"/>
+          <w:szCs w:val="32"/>
+        </w:rPr>
+        <w:t xml:space="preserve">applicant_name</w:t>
+      </w:r>
+      <w:proofErr w:type="spellEnd"/>
+      <w:r>
+        <w:rPr>
+          <w:rFonts w:ascii="TH Sarabun New" w:hAnsi="TH Sarabun New" w:cs="TH Sarabun New"/>
+          <w:sz w:val="32"/>
+          <w:szCs w:val="32"/>
+        </w:rPr>
+        <w:t xml:space="preserve">}} {{</w:t>
+      </w:r>
+      <w:proofErr w:type="spellStart"/>
+      <w:r>
+        <w:rPr>
+          <w:rFonts w:ascii="TH Sarabun New" w:hAnsi="TH Sarabun New" w:cs="TH Sarabun New"/>
+          <w:sz w:val="32"/>
+          <w:szCs w:val="32"/>
+        </w:rPr>
+        <w:t xml:space="preserve">employee</w:t>
+      </w:r>
+      <w:r>
+        <w:rPr>
+          <w:rFonts w:ascii="TH Sarabun New" w:hAnsi="TH Sarabun New" w:cs="TH Sarabun New"/>
+          <w:sz w:val="32"/>
+          <w:szCs w:val="32"/>
+        </w:rPr>
+        <w:t xml:space="preserve">_type</w:t>
+      </w:r>
+      <w:proofErr w:type="spellEnd"/>
+      <w:r>
+        <w:rPr>
+          <w:rFonts w:ascii="TH Sarabun New" w:hAnsi="TH Sarabun New" w:cs="TH Sarabun New"/>
+          <w:sz w:val="32"/>
+          <w:szCs w:val="32"/>
+        </w:rPr>
+        <w:t xml:space="preserve">}}</w:t>
+      </w:r>
+      <w:r>
+        <w:rPr>
+          <w:rFonts w:ascii="TH Sarabun New" w:hAnsi="TH Sarabun New" w:cs="TH Sarabun New" w:hint="cs"/>
+          <w:color w:val="EE0000"/>
           <w:sz w:val="32"/>
           <w:szCs w:val="32"/>
           <w:cs/>
@@ -599,11 +687,63 @@
       </w:r>
       <w:r>
         <w:rPr>
-          <w:rFonts w:ascii="TH Sarabun New" w:hAnsi="TH Sarabun New" w:cs="TH Sarabun New"/>
-          <w:sz w:val="32"/>
-          <w:szCs w:val="32"/>
-        </w:rPr>
-        <w:t>{{</w:t>
+          <w:rFonts w:ascii="TH Sarabun New" w:hAnsi="TH Sarabun New" w:cs="TH Sarabun New" w:hint="cs"/>
+          <w:sz w:val="32"/>
+          <w:szCs w:val="32"/>
+          <w:cs/>
+        </w:rPr>
+        <w:t xml:space="preserve">ตำแหน่ง </w:t>
+      </w:r>
+      <w:r>
+        <w:rPr>
+          <w:rFonts w:ascii="TH Sarabun New" w:hAnsi="TH Sarabun New" w:cs="TH Sarabun New"/>
+          <w:sz w:val="32"/>
+          <w:szCs w:val="32"/>
+        </w:rPr>
+        <w:t xml:space="preserve">{{</w:t>
+      </w:r>
+      <w:r>
+        <w:rPr>
+          <w:rFonts w:ascii="TH Sarabun New" w:hAnsi="TH Sarabun New" w:cs="TH Sarabun New"/>
+          <w:sz w:val="32"/>
+          <w:szCs w:val="32"/>
+        </w:rPr>
+        <w:t xml:space="preserve">current</w:t>
+      </w:r>
+      <w:r>
+        <w:rPr>
+          <w:rFonts w:ascii="TH Sarabun New" w:hAnsi="TH Sarabun New" w:cs="TH Sarabun New"/>
+          <w:sz w:val="32"/>
+          <w:szCs w:val="32"/>
+        </w:rPr>
+        <w:t xml:space="preserve">_position}}</w:t>
+      </w:r>
+      <w:r>
+        <w:rPr>
+          <w:rFonts w:ascii="TH Sarabun New" w:hAnsi="TH Sarabun New" w:cs="TH Sarabun New" w:hint="cs"/>
+          <w:color w:val="EE0000"/>
+          <w:sz w:val="32"/>
+          <w:szCs w:val="32"/>
+          <w:cs/>
+        </w:rPr>
+        <w:t xml:space="preserve"> </w:t>
+      </w:r>
+      <w:r>
+        <w:rPr>
+          <w:rFonts w:ascii="TH Sarabun New" w:hAnsi="TH Sarabun New" w:cs="TH Sarabun New" w:hint="cs"/>
+          <w:sz w:val="32"/>
+          <w:szCs w:val="32"/>
+          <w:cs/>
+        </w:rPr>
+        <w:t xml:space="preserve">สังกัด วิทยาลัยการคอมพิวเตอร์ ปฏิบัติงานที่ วิทยาลัยการคอมพิวเตอร์ ได้แจ้งความประสงค์ขอรับการประเมินผลการสอน เพื่อประกอบการพิจารณาแต่งตั้งให้ดำรงตำแหน่งทางวิชาการ เป็น </w:t>
+      </w:r>
+      <w:r>
+        <w:rPr>
+          <w:rFonts w:ascii="TH Sarabun New" w:hAnsi="TH Sarabun New" w:cs="TH Sarabun New"/>
+          <w:sz w:val="32"/>
+          <w:szCs w:val="32"/>
+        </w:rPr>
+        <w:t xml:space="preserve">{{</w:t>
       </w:r>
       <w:proofErr w:type="spellStart"/>
       <w:r>
@@ -612,7 +752,23 @@
           <w:sz w:val="32"/>
           <w:szCs w:val="32"/>
         </w:rPr>
-        <w:t>applicant_title</w:t>
+        <w:t xml:space="preserve">request</w:t>
+      </w:r>
+      <w:r>
+        <w:rPr>
+          <w:rFonts w:ascii="TH Sarabun New" w:hAnsi="TH Sarabun New" w:cs="TH Sarabun New"/>
+          <w:sz w:val="32"/>
+          <w:szCs w:val="32"/>
+        </w:rPr>
+        <w:t xml:space="preserve">ed</w:t>
+      </w:r>
+      <w:r>
+        <w:rPr>
+          <w:rFonts w:ascii="TH Sarabun New" w:hAnsi="TH Sarabun New" w:cs="TH Sarabun New"/>
+          <w:sz w:val="32"/>
+          <w:szCs w:val="32"/>
+        </w:rPr>
+        <w:t xml:space="preserve">_position</w:t>
       </w:r>
       <w:proofErr w:type="spellEnd"/>
       <w:r>
@@ -621,163 +777,7 @@
           <w:sz w:val="32"/>
           <w:szCs w:val="32"/>
         </w:rPr>
-        <w:t>}}</w:t>
-      </w:r>
-      <w:r>
-        <w:rPr>
-          <w:rFonts w:ascii="TH Sarabun New" w:hAnsi="TH Sarabun New" w:cs="TH Sarabun New"/>
-          <w:sz w:val="32"/>
-          <w:szCs w:val="32"/>
-        </w:rPr>
-        <w:t>{{</w:t>
-      </w:r>
-      <w:proofErr w:type="spellStart"/>
-      <w:r>
-        <w:rPr>
-          <w:rFonts w:ascii="TH Sarabun New" w:hAnsi="TH Sarabun New" w:cs="TH Sarabun New"/>
-          <w:sz w:val="32"/>
-          <w:szCs w:val="32"/>
-        </w:rPr>
-        <w:t>applicant_name</w:t>
-      </w:r>
-      <w:proofErr w:type="spellEnd"/>
-      <w:r>
-        <w:rPr>
-          <w:rFonts w:ascii="TH Sarabun New" w:hAnsi="TH Sarabun New" w:cs="TH Sarabun New"/>
-          <w:sz w:val="32"/>
-          <w:szCs w:val="32"/>
-        </w:rPr>
-        <w:t>}} {{</w:t>
-      </w:r>
-      <w:proofErr w:type="spellStart"/>
-      <w:r>
-        <w:rPr>
-          <w:rFonts w:ascii="TH Sarabun New" w:hAnsi="TH Sarabun New" w:cs="TH Sarabun New"/>
-          <w:sz w:val="32"/>
-          <w:szCs w:val="32"/>
-        </w:rPr>
-        <w:t>employee</w:t>
-      </w:r>
-      <w:r>
-        <w:rPr>
-          <w:rFonts w:ascii="TH Sarabun New" w:hAnsi="TH Sarabun New" w:cs="TH Sarabun New"/>
-          <w:sz w:val="32"/>
-          <w:szCs w:val="32"/>
-        </w:rPr>
-        <w:t>_type</w:t>
-      </w:r>
-      <w:proofErr w:type="spellEnd"/>
-      <w:r>
-        <w:rPr>
-          <w:rFonts w:ascii="TH Sarabun New" w:hAnsi="TH Sarabun New" w:cs="TH Sarabun New"/>
-          <w:sz w:val="32"/>
-          <w:szCs w:val="32"/>
-        </w:rPr>
-        <w:t>}}</w:t>
-      </w:r>
-      <w:r>
-        <w:rPr>
-          <w:rFonts w:ascii="TH Sarabun New" w:hAnsi="TH Sarabun New" w:cs="TH Sarabun New" w:hint="cs"/>
-          <w:color w:val="EE0000"/>
-          <w:sz w:val="32"/>
-          <w:szCs w:val="32"/>
-          <w:cs/>
-        </w:rPr>
-        <w:t xml:space="preserve"> </w:t>
-      </w:r>
-      <w:r>
-        <w:rPr>
-          <w:rFonts w:ascii="TH Sarabun New" w:hAnsi="TH Sarabun New" w:cs="TH Sarabun New" w:hint="cs"/>
-          <w:sz w:val="32"/>
-          <w:szCs w:val="32"/>
-          <w:cs/>
-        </w:rPr>
-        <w:t xml:space="preserve">ตำแหน่ง </w:t>
-      </w:r>
-      <w:r>
-        <w:rPr>
-          <w:rFonts w:ascii="TH Sarabun New" w:hAnsi="TH Sarabun New" w:cs="TH Sarabun New"/>
-          <w:sz w:val="32"/>
-          <w:szCs w:val="32"/>
-        </w:rPr>
-        <w:t>{{</w:t>
-      </w:r>
-      <w:r>
-        <w:rPr>
-          <w:rFonts w:ascii="TH Sarabun New" w:hAnsi="TH Sarabun New" w:cs="TH Sarabun New"/>
-          <w:sz w:val="32"/>
-          <w:szCs w:val="32"/>
-        </w:rPr>
-        <w:t>current</w:t>
-      </w:r>
-      <w:r>
-        <w:rPr>
-          <w:rFonts w:ascii="TH Sarabun New" w:hAnsi="TH Sarabun New" w:cs="TH Sarabun New"/>
-          <w:sz w:val="32"/>
-          <w:szCs w:val="32"/>
-        </w:rPr>
-        <w:t>_position}}</w:t>
-      </w:r>
-      <w:r>
-        <w:rPr>
-          <w:rFonts w:ascii="TH Sarabun New" w:hAnsi="TH Sarabun New" w:cs="TH Sarabun New" w:hint="cs"/>
-          <w:color w:val="EE0000"/>
-          <w:sz w:val="32"/>
-          <w:szCs w:val="32"/>
-          <w:cs/>
-        </w:rPr>
-        <w:t xml:space="preserve"> </w:t>
-      </w:r>
-      <w:r>
-        <w:rPr>
-          <w:rFonts w:ascii="TH Sarabun New" w:hAnsi="TH Sarabun New" w:cs="TH Sarabun New" w:hint="cs"/>
-          <w:sz w:val="32"/>
-          <w:szCs w:val="32"/>
-          <w:cs/>
-        </w:rPr>
-        <w:t xml:space="preserve">สังกัด วิทยาลัยการคอมพิวเตอร์ ปฏิบัติงานที่ วิทยาลัยการคอมพิวเตอร์ ได้แจ้งความประสงค์ขอรับการประเมินผลการสอน เพื่อประกอบการพิจารณาแต่งตั้งให้ดำรงตำแหน่งทางวิชาการ เป็น </w:t>
-      </w:r>
-      <w:r>
-        <w:rPr>
-          <w:rFonts w:ascii="TH Sarabun New" w:hAnsi="TH Sarabun New" w:cs="TH Sarabun New"/>
-          <w:sz w:val="32"/>
-          <w:szCs w:val="32"/>
-        </w:rPr>
-        <w:t>{{</w:t>
-      </w:r>
-      <w:proofErr w:type="spellStart"/>
-      <w:r>
-        <w:rPr>
-          <w:rFonts w:ascii="TH Sarabun New" w:hAnsi="TH Sarabun New" w:cs="TH Sarabun New"/>
-          <w:sz w:val="32"/>
-          <w:szCs w:val="32"/>
-        </w:rPr>
-        <w:t>request</w:t>
-      </w:r>
-      <w:r>
-        <w:rPr>
-          <w:rFonts w:ascii="TH Sarabun New" w:hAnsi="TH Sarabun New" w:cs="TH Sarabun New"/>
-          <w:sz w:val="32"/>
-          <w:szCs w:val="32"/>
-        </w:rPr>
-        <w:t>ed</w:t>
-      </w:r>
-      <w:r>
-        <w:rPr>
-          <w:rFonts w:ascii="TH Sarabun New" w:hAnsi="TH Sarabun New" w:cs="TH Sarabun New"/>
-          <w:sz w:val="32"/>
-          <w:szCs w:val="32"/>
-        </w:rPr>
-        <w:t>_position</w:t>
-      </w:r>
-      <w:proofErr w:type="spellEnd"/>
-      <w:r>
-        <w:rPr>
-          <w:rFonts w:ascii="TH Sarabun New" w:hAnsi="TH Sarabun New" w:cs="TH Sarabun New"/>
-          <w:sz w:val="32"/>
-          <w:szCs w:val="32"/>
-        </w:rPr>
-        <w:t>}}</w:t>
+        <w:t xml:space="preserve">}}</w:t>
       </w:r>
     </w:p>
     <w:p>

--- a/HRCP-KKU-Academic/src/main/resources/templates/docx/doc_4.docx
+++ b/HRCP-KKU-Academic/src/main/resources/templates/docx/doc_4.docx
@@ -873,7 +873,7 @@
       <w:pPr>
         <w:pStyle w:val="ListParagraph"/>
         <w:tabs>
-          <w:tab w:val="left" w:pos="5040"/>
+          <w:tab w:val="left" w:pos="6480"/>
         </w:tabs>
         <w:spacing w:line="240" w:lineRule="auto"/>
         <w:ind w:left="1530"/>
@@ -993,7 +993,7 @@
       <w:pPr>
         <w:pStyle w:val="ListParagraph"/>
         <w:tabs>
-          <w:tab w:val="left" w:pos="5040"/>
+          <w:tab w:val="left" w:pos="6480"/>
         </w:tabs>
         <w:spacing w:line="240" w:lineRule="auto"/>
         <w:ind w:left="1530"/>
@@ -1111,7 +1111,7 @@
       <w:pPr>
         <w:pStyle w:val="ListParagraph"/>
         <w:tabs>
-          <w:tab w:val="left" w:pos="5040"/>
+          <w:tab w:val="left" w:pos="6480"/>
         </w:tabs>
         <w:spacing w:line="240" w:lineRule="auto"/>
         <w:ind w:left="1530"/>
